--- a/LAB4/11_THMT-LAB4_DangDinhAn.docx
+++ b/LAB4/11_THMT-LAB4_DangDinhAn.docx
@@ -72,6 +72,9 @@
         <w:pStyle w:val="ListParagraph"/>
       </w:pPr>
       <w:r>
+        <w:rPr>
+          <w:noProof/>
+        </w:rPr>
         <w:drawing>
           <wp:inline distT="0" distB="0" distL="0" distR="0" wp14:anchorId="6F94BAB6" wp14:editId="37CBCEE1">
             <wp:extent cx="1854295" cy="361969"/>
@@ -127,6 +130,9 @@
         <w:pStyle w:val="ListParagraph"/>
       </w:pPr>
       <w:r>
+        <w:rPr>
+          <w:noProof/>
+        </w:rPr>
         <w:drawing>
           <wp:inline distT="0" distB="0" distL="0" distR="0" wp14:anchorId="16906910" wp14:editId="188B2038">
             <wp:extent cx="5943600" cy="3335655"/>
@@ -181,6 +187,9 @@
         <w:pStyle w:val="ListParagraph"/>
       </w:pPr>
       <w:r>
+        <w:rPr>
+          <w:noProof/>
+        </w:rPr>
         <w:lastRenderedPageBreak/>
         <w:drawing>
           <wp:inline distT="0" distB="0" distL="0" distR="0" wp14:anchorId="2FC849DC" wp14:editId="0C972EB8">
@@ -227,6 +236,9 @@
         <w:pStyle w:val="ListParagraph"/>
       </w:pPr>
       <w:r>
+        <w:rPr>
+          <w:noProof/>
+        </w:rPr>
         <w:drawing>
           <wp:inline distT="0" distB="0" distL="0" distR="0" wp14:anchorId="45503B35" wp14:editId="31FC3F6A">
             <wp:extent cx="1930499" cy="844593"/>
@@ -280,6 +292,9 @@
         <w:pStyle w:val="ListParagraph"/>
       </w:pPr>
       <w:r>
+        <w:rPr>
+          <w:noProof/>
+        </w:rPr>
         <w:drawing>
           <wp:inline distT="0" distB="0" distL="0" distR="0" wp14:anchorId="032908EF" wp14:editId="58486628">
             <wp:extent cx="4978656" cy="3854648"/>
@@ -333,6 +348,9 @@
         <w:pStyle w:val="ListParagraph"/>
       </w:pPr>
       <w:r>
+        <w:rPr>
+          <w:noProof/>
+        </w:rPr>
         <w:lastRenderedPageBreak/>
         <w:drawing>
           <wp:inline distT="0" distB="0" distL="0" distR="0" wp14:anchorId="4A06854F" wp14:editId="3C886B06">
@@ -387,6 +405,9 @@
         <w:pStyle w:val="ListParagraph"/>
       </w:pPr>
       <w:r>
+        <w:rPr>
+          <w:noProof/>
+        </w:rPr>
         <w:drawing>
           <wp:inline distT="0" distB="0" distL="0" distR="0" wp14:anchorId="3D81B8C5" wp14:editId="349A3A54">
             <wp:extent cx="5092962" cy="1263715"/>
@@ -447,6 +468,9 @@
         <w:pStyle w:val="ListParagraph"/>
       </w:pPr>
       <w:r>
+        <w:rPr>
+          <w:noProof/>
+        </w:rPr>
         <w:drawing>
           <wp:inline distT="0" distB="0" distL="0" distR="0" wp14:anchorId="2717DED0" wp14:editId="59CBA448">
             <wp:extent cx="4362674" cy="3372023"/>
@@ -492,6 +516,9 @@
         <w:pStyle w:val="ListParagraph"/>
       </w:pPr>
       <w:r>
+        <w:rPr>
+          <w:noProof/>
+        </w:rPr>
         <w:drawing>
           <wp:inline distT="0" distB="0" distL="0" distR="0" wp14:anchorId="2B9880A0" wp14:editId="148B47AE">
             <wp:extent cx="4229317" cy="1530429"/>
@@ -534,6 +561,9 @@
         <w:pStyle w:val="ListParagraph"/>
       </w:pPr>
       <w:r>
+        <w:rPr>
+          <w:noProof/>
+        </w:rPr>
         <w:lastRenderedPageBreak/>
         <w:drawing>
           <wp:inline distT="0" distB="0" distL="0" distR="0" wp14:anchorId="59420B02" wp14:editId="55AD2CE8">
@@ -600,6 +630,9 @@
         <w:pStyle w:val="ListParagraph"/>
       </w:pPr>
       <w:r>
+        <w:rPr>
+          <w:noProof/>
+        </w:rPr>
         <w:drawing>
           <wp:inline distT="0" distB="0" distL="0" distR="0" wp14:anchorId="539697E7" wp14:editId="534E5D52">
             <wp:extent cx="3549832" cy="3130711"/>
@@ -642,6 +675,9 @@
         <w:pStyle w:val="ListParagraph"/>
       </w:pPr>
       <w:r>
+        <w:rPr>
+          <w:noProof/>
+        </w:rPr>
         <w:drawing>
           <wp:inline distT="0" distB="0" distL="0" distR="0" wp14:anchorId="185985EE" wp14:editId="3D73CA5C">
             <wp:extent cx="2819545" cy="3314870"/>
@@ -684,6 +720,9 @@
         <w:pStyle w:val="ListParagraph"/>
       </w:pPr>
       <w:r>
+        <w:rPr>
+          <w:noProof/>
+        </w:rPr>
         <w:lastRenderedPageBreak/>
         <w:drawing>
           <wp:inline distT="0" distB="0" distL="0" distR="0" wp14:anchorId="5A0D1B85" wp14:editId="43E5AE29">
@@ -761,6 +800,9 @@
         <w:pStyle w:val="ListParagraph"/>
       </w:pPr>
       <w:r>
+        <w:rPr>
+          <w:noProof/>
+        </w:rPr>
         <w:lastRenderedPageBreak/>
         <w:drawing>
           <wp:inline distT="0" distB="0" distL="0" distR="0" wp14:anchorId="56EDF550" wp14:editId="63DD9B1B">
@@ -812,6 +854,9 @@
         <w:pStyle w:val="ListParagraph"/>
       </w:pPr>
       <w:r>
+        <w:rPr>
+          <w:noProof/>
+        </w:rPr>
         <w:drawing>
           <wp:inline distT="0" distB="0" distL="0" distR="0" wp14:anchorId="6FBBA019" wp14:editId="5600B8AF">
             <wp:extent cx="5943600" cy="3202305"/>
@@ -878,6 +923,9 @@
         <w:pStyle w:val="ListParagraph"/>
       </w:pPr>
       <w:r>
+        <w:rPr>
+          <w:noProof/>
+        </w:rPr>
         <w:drawing>
           <wp:inline distT="0" distB="0" distL="0" distR="0" wp14:anchorId="22FDE040" wp14:editId="0090CF38">
             <wp:extent cx="2000353" cy="444523"/>
@@ -920,6 +968,9 @@
         <w:pStyle w:val="ListParagraph"/>
       </w:pPr>
       <w:r>
+        <w:rPr>
+          <w:noProof/>
+        </w:rPr>
         <w:lastRenderedPageBreak/>
         <w:drawing>
           <wp:inline distT="0" distB="0" distL="0" distR="0" wp14:anchorId="2D73338E" wp14:editId="640C2891">
@@ -974,6 +1025,9 @@
         <w:pStyle w:val="ListParagraph"/>
       </w:pPr>
       <w:r>
+        <w:rPr>
+          <w:noProof/>
+        </w:rPr>
         <w:lastRenderedPageBreak/>
         <w:drawing>
           <wp:inline distT="0" distB="0" distL="0" distR="0" wp14:anchorId="268F46A3" wp14:editId="0135BDCE">
@@ -1028,6 +1082,9 @@
         <w:pStyle w:val="ListParagraph"/>
       </w:pPr>
       <w:r>
+        <w:rPr>
+          <w:noProof/>
+        </w:rPr>
         <w:drawing>
           <wp:inline distT="0" distB="0" distL="0" distR="0" wp14:anchorId="3E30F903" wp14:editId="77CDAF32">
             <wp:extent cx="5702593" cy="3968954"/>
@@ -1456,6 +1513,9 @@
         <w:pStyle w:val="ListParagraph"/>
       </w:pPr>
       <w:r>
+        <w:rPr>
+          <w:noProof/>
+        </w:rPr>
         <w:drawing>
           <wp:inline distT="0" distB="0" distL="0" distR="0" wp14:anchorId="5637EE83" wp14:editId="3AC5F0FB">
             <wp:extent cx="4730993" cy="3606985"/>
@@ -1498,6 +1558,9 @@
         <w:pStyle w:val="ListParagraph"/>
       </w:pPr>
       <w:r>
+        <w:rPr>
+          <w:noProof/>
+        </w:rPr>
         <w:lastRenderedPageBreak/>
         <w:drawing>
           <wp:inline distT="0" distB="0" distL="0" distR="0" wp14:anchorId="5377B734" wp14:editId="32BC220E">
@@ -1541,6 +1604,9 @@
         <w:pStyle w:val="ListParagraph"/>
       </w:pPr>
       <w:r>
+        <w:rPr>
+          <w:noProof/>
+        </w:rPr>
         <w:drawing>
           <wp:inline distT="0" distB="0" distL="0" distR="0" wp14:anchorId="72730403" wp14:editId="416DD310">
             <wp:extent cx="4311872" cy="3372023"/>
@@ -1928,6 +1994,9 @@
         <w:pStyle w:val="ListParagraph"/>
       </w:pPr>
       <w:r>
+        <w:rPr>
+          <w:noProof/>
+        </w:rPr>
         <w:drawing>
           <wp:inline distT="0" distB="0" distL="0" distR="0" wp14:anchorId="3D686F5E" wp14:editId="6A8542D6">
             <wp:extent cx="4610337" cy="2959252"/>
@@ -1970,6 +2039,9 @@
         <w:pStyle w:val="ListParagraph"/>
       </w:pPr>
       <w:r>
+        <w:rPr>
+          <w:noProof/>
+        </w:rPr>
         <w:lastRenderedPageBreak/>
         <w:drawing>
           <wp:inline distT="0" distB="0" distL="0" distR="0" wp14:anchorId="5EB33998" wp14:editId="1CB5565C">
@@ -2049,6 +2121,9 @@
         <w:pStyle w:val="ListParagraph"/>
       </w:pPr>
       <w:r>
+        <w:rPr>
+          <w:noProof/>
+        </w:rPr>
         <w:drawing>
           <wp:inline distT="0" distB="0" distL="0" distR="0" wp14:anchorId="192AE058" wp14:editId="1CED4CE3">
             <wp:extent cx="4083260" cy="1720938"/>
@@ -2091,6 +2166,9 @@
         <w:pStyle w:val="ListParagraph"/>
       </w:pPr>
       <w:r>
+        <w:rPr>
+          <w:noProof/>
+        </w:rPr>
         <w:lastRenderedPageBreak/>
         <w:drawing>
           <wp:inline distT="0" distB="0" distL="0" distR="0" wp14:anchorId="17400A14" wp14:editId="0ECF6B5F">
@@ -2539,6 +2617,9 @@
         <w:ind w:left="1440"/>
       </w:pPr>
       <w:r>
+        <w:rPr>
+          <w:noProof/>
+        </w:rPr>
         <w:drawing>
           <wp:inline distT="0" distB="0" distL="0" distR="0" wp14:anchorId="70FB81DF" wp14:editId="7BB228F7">
             <wp:extent cx="4064209" cy="3092609"/>
@@ -2591,6 +2672,9 @@
         <w:ind w:left="1440"/>
       </w:pPr>
       <w:r>
+        <w:rPr>
+          <w:noProof/>
+        </w:rPr>
         <w:drawing>
           <wp:inline distT="0" distB="0" distL="0" distR="0" wp14:anchorId="557D0E3F" wp14:editId="39986B37">
             <wp:extent cx="4076910" cy="2952902"/>
@@ -2634,10 +2718,7 @@
         <w:ind w:left="1440"/>
       </w:pPr>
       <w:r>
-        <w:t>sudo nmap -sN -n 172.16.16.129</w:t>
-      </w:r>
-      <w:r>
-        <w:t xml:space="preserve"> </w:t>
+        <w:t xml:space="preserve">sudo nmap -sN -n 172.16.16.129 </w:t>
       </w:r>
     </w:p>
     <w:p>
@@ -2646,6 +2727,9 @@
         <w:ind w:left="1440"/>
       </w:pPr>
       <w:r>
+        <w:rPr>
+          <w:noProof/>
+        </w:rPr>
         <w:lastRenderedPageBreak/>
         <w:drawing>
           <wp:inline distT="0" distB="0" distL="0" distR="0" wp14:anchorId="01B9E0BA" wp14:editId="52EEFA77">
@@ -2720,6 +2804,9 @@
         <w:ind w:left="1440"/>
       </w:pPr>
       <w:r>
+        <w:rPr>
+          <w:noProof/>
+        </w:rPr>
         <w:drawing>
           <wp:inline distT="0" distB="0" distL="0" distR="0" wp14:anchorId="1B58E409" wp14:editId="3C30F0DB">
             <wp:extent cx="3645087" cy="1492327"/>
@@ -2797,6 +2884,9 @@
         <w:pStyle w:val="ListParagraph"/>
       </w:pPr>
       <w:r>
+        <w:rPr>
+          <w:noProof/>
+        </w:rPr>
         <w:lastRenderedPageBreak/>
         <w:drawing>
           <wp:inline distT="0" distB="0" distL="0" distR="0" wp14:anchorId="3A32D384" wp14:editId="4AE94EC9">
@@ -3264,6 +3354,9 @@
         <w:pStyle w:val="ListParagraph"/>
       </w:pPr>
       <w:r>
+        <w:rPr>
+          <w:noProof/>
+        </w:rPr>
         <w:drawing>
           <wp:inline distT="0" distB="0" distL="0" distR="0" wp14:anchorId="1DDE0E7E" wp14:editId="6ADEC58C">
             <wp:extent cx="4235668" cy="3111660"/>
@@ -3405,10 +3498,7 @@
               <w:t>Ghi chú:</w:t>
             </w:r>
             <w:r>
-              <w:t xml:space="preserve"> </w:t>
-            </w:r>
-            <w:r>
-              <w:t xml:space="preserve">Phiên bản rất cũ (khoảng năm 2008), đã hết hỗ trợ và có nhiều CVE </w:t>
+              <w:t xml:space="preserve"> Phiên bản rất cũ (khoảng năm 2008), đã hết hỗ trợ và có nhiều CVE </w:t>
             </w:r>
             <w:r>
               <w:lastRenderedPageBreak/>
@@ -3549,10 +3639,7 @@
               <w:t>Version:</w:t>
             </w:r>
             <w:r>
-              <w:t xml:space="preserve"> </w:t>
-            </w:r>
-            <w:r>
-              <w:t>Samba smbd 3.X - 4.X (workgroup: WORKGROUP)</w:t>
+              <w:t xml:space="preserve"> Samba smbd 3.X - 4.X (workgroup: WORKGROUP)</w:t>
             </w:r>
           </w:p>
         </w:tc>
@@ -3632,10 +3719,7 @@
               <w:t>Version:</w:t>
             </w:r>
             <w:r>
-              <w:t xml:space="preserve"> </w:t>
-            </w:r>
-            <w:r>
-              <w:t>MySQL 5.0.51a-3ubuntu5</w:t>
+              <w:t xml:space="preserve"> MySQL 5.0.51a-3ubuntu5</w:t>
             </w:r>
           </w:p>
         </w:tc>
@@ -3682,6 +3766,9 @@
         <w:pStyle w:val="ListParagraph"/>
       </w:pPr>
       <w:r>
+        <w:rPr>
+          <w:noProof/>
+        </w:rPr>
         <w:drawing>
           <wp:inline distT="0" distB="0" distL="0" distR="0" wp14:anchorId="47D02102" wp14:editId="168F278A">
             <wp:extent cx="4153113" cy="3035456"/>
@@ -3724,6 +3811,9 @@
         <w:pStyle w:val="ListParagraph"/>
       </w:pPr>
       <w:r>
+        <w:rPr>
+          <w:noProof/>
+        </w:rPr>
         <w:lastRenderedPageBreak/>
         <w:drawing>
           <wp:inline distT="0" distB="0" distL="0" distR="0" wp14:anchorId="59EC91A9" wp14:editId="639CD6EF">
@@ -3767,10 +3857,7 @@
         <w:pStyle w:val="ListParagraph"/>
       </w:pPr>
       <w:r>
-        <w:t>8.2</w:t>
-      </w:r>
-      <w:r>
-        <w:t>.Aggressive</w:t>
+        <w:t>8.2.Aggressive</w:t>
       </w:r>
       <w:r>
         <w:t xml:space="preserve"> (-</w:t>
@@ -3798,6 +3885,9 @@
         <w:pStyle w:val="ListParagraph"/>
       </w:pPr>
       <w:r>
+        <w:rPr>
+          <w:noProof/>
+        </w:rPr>
         <w:drawing>
           <wp:inline distT="0" distB="0" distL="0" distR="0" wp14:anchorId="0338538B" wp14:editId="22E9ACCD">
             <wp:extent cx="4324572" cy="3029106"/>
@@ -3840,6 +3930,9 @@
         <w:pStyle w:val="ListParagraph"/>
       </w:pPr>
       <w:r>
+        <w:rPr>
+          <w:noProof/>
+        </w:rPr>
         <w:lastRenderedPageBreak/>
         <w:drawing>
           <wp:inline distT="0" distB="0" distL="0" distR="0" wp14:anchorId="741095A4" wp14:editId="3B49ADE3">
@@ -3883,6 +3976,9 @@
         <w:pStyle w:val="ListParagraph"/>
       </w:pPr>
       <w:r>
+        <w:rPr>
+          <w:noProof/>
+        </w:rPr>
         <w:drawing>
           <wp:inline distT="0" distB="0" distL="0" distR="0" wp14:anchorId="7BB4D8EE" wp14:editId="63F318FF">
             <wp:extent cx="4076910" cy="3105310"/>
@@ -3925,6 +4021,9 @@
         <w:pStyle w:val="ListParagraph"/>
       </w:pPr>
       <w:r>
+        <w:rPr>
+          <w:noProof/>
+        </w:rPr>
         <w:lastRenderedPageBreak/>
         <w:drawing>
           <wp:inline distT="0" distB="0" distL="0" distR="0" wp14:anchorId="0B473EE6" wp14:editId="4744A917">
@@ -3968,6 +4067,9 @@
         <w:pStyle w:val="ListParagraph"/>
       </w:pPr>
       <w:r>
+        <w:rPr>
+          <w:noProof/>
+        </w:rPr>
         <w:drawing>
           <wp:inline distT="0" distB="0" distL="0" distR="0" wp14:anchorId="27E45AC0" wp14:editId="7E7A52A2">
             <wp:extent cx="4248368" cy="2997354"/>
@@ -4010,6 +4112,9 @@
         <w:pStyle w:val="ListParagraph"/>
       </w:pPr>
       <w:r>
+        <w:rPr>
+          <w:noProof/>
+        </w:rPr>
         <w:drawing>
           <wp:inline distT="0" distB="0" distL="0" distR="0" wp14:anchorId="5FB7F4DB" wp14:editId="2F39559E">
             <wp:extent cx="3988005" cy="882695"/>
@@ -4050,6 +4155,383 @@
     <w:p>
       <w:pPr>
         <w:pStyle w:val="ListParagraph"/>
+        <w:rPr>
+          <w:rFonts w:ascii="Times New Roman" w:hAnsi="Times New Roman" w:cs="Times New Roman"/>
+        </w:rPr>
+      </w:pPr>
+      <w:r>
+        <w:rPr>
+          <w:rFonts w:ascii="Times New Roman" w:hAnsi="Times New Roman" w:cs="Times New Roman"/>
+        </w:rPr>
+        <w:t xml:space="preserve"> Những thành phần -A cung cấp</w:t>
+      </w:r>
+      <w:r>
+        <w:rPr>
+          <w:rFonts w:ascii="Times New Roman" w:hAnsi="Times New Roman" w:cs="Times New Roman"/>
+          <w:b/>
+          <w:bCs/>
+        </w:rPr>
+        <w:t>:</w:t>
+      </w:r>
+      <w:r>
+        <w:rPr>
+          <w:rFonts w:ascii="Times New Roman" w:hAnsi="Times New Roman" w:cs="Times New Roman"/>
+        </w:rPr>
+        <w:t xml:space="preserve"> -A gộp bốn chức năng: phát hiện phiên bản dịch vụ (-sV), nhận diện hệ điều hành (-O), traceroute và chạy các script mặc định của NSE (-sC). Trong output bạn sẽ thấy thêm các khối | của script (ví dụ ftp-anon, ssh-hostkey, http-title, smb-os-discovery) và phần TRACEROUTE (Metasploitable 2 chỉ cách 1 hop).</w:t>
+      </w:r>
+      <w:r>
+        <w:rPr>
+          <w:rFonts w:ascii="Times New Roman" w:hAnsi="Times New Roman" w:cs="Times New Roman"/>
+        </w:rPr>
+        <w:t xml:space="preserve">  </w:t>
+      </w:r>
+    </w:p>
+    <w:tbl>
+      <w:tblPr>
+        <w:tblStyle w:val="TableGrid"/>
+        <w:tblW w:w="0" w:type="auto"/>
+        <w:tblInd w:w="720" w:type="dxa"/>
+        <w:tblLook w:val="04A0" w:firstRow="1" w:lastRow="0" w:firstColumn="1" w:lastColumn="0" w:noHBand="0" w:noVBand="1"/>
+      </w:tblPr>
+      <w:tblGrid>
+        <w:gridCol w:w="1685"/>
+        <w:gridCol w:w="3827"/>
+        <w:gridCol w:w="3118"/>
+      </w:tblGrid>
+      <w:tr>
+        <w:tc>
+          <w:tcPr>
+            <w:tcW w:w="1685" w:type="dxa"/>
+          </w:tcPr>
+          <w:p>
+            <w:pPr>
+              <w:pStyle w:val="ListParagraph"/>
+              <w:ind w:left="0"/>
+              <w:rPr>
+                <w:rFonts w:ascii="Times New Roman" w:hAnsi="Times New Roman" w:cs="Times New Roman"/>
+              </w:rPr>
+            </w:pPr>
+            <w:r>
+              <w:rPr>
+                <w:rFonts w:ascii="Times New Roman" w:hAnsi="Times New Roman" w:cs="Times New Roman"/>
+              </w:rPr>
+              <w:lastRenderedPageBreak/>
+              <w:t>Lệnh</w:t>
+            </w:r>
+          </w:p>
+        </w:tc>
+        <w:tc>
+          <w:tcPr>
+            <w:tcW w:w="3827" w:type="dxa"/>
+          </w:tcPr>
+          <w:p>
+            <w:pPr>
+              <w:pStyle w:val="ListParagraph"/>
+              <w:ind w:left="0"/>
+              <w:rPr>
+                <w:rFonts w:ascii="Times New Roman" w:hAnsi="Times New Roman" w:cs="Times New Roman"/>
+              </w:rPr>
+            </w:pPr>
+            <w:r>
+              <w:rPr>
+                <w:rFonts w:ascii="Times New Roman" w:hAnsi="Times New Roman" w:cs="Times New Roman"/>
+              </w:rPr>
+              <w:t>Thông tin thu được</w:t>
+            </w:r>
+          </w:p>
+        </w:tc>
+        <w:tc>
+          <w:tcPr>
+            <w:tcW w:w="3118" w:type="dxa"/>
+          </w:tcPr>
+          <w:p>
+            <w:pPr>
+              <w:pStyle w:val="ListParagraph"/>
+              <w:ind w:left="0"/>
+              <w:rPr>
+                <w:rFonts w:ascii="Times New Roman" w:hAnsi="Times New Roman" w:cs="Times New Roman"/>
+              </w:rPr>
+            </w:pPr>
+            <w:r>
+              <w:rPr>
+                <w:rFonts w:ascii="Times New Roman" w:hAnsi="Times New Roman" w:cs="Times New Roman"/>
+              </w:rPr>
+              <w:t>Thời gian</w:t>
+            </w:r>
+          </w:p>
+        </w:tc>
+      </w:tr>
+      <w:tr>
+        <w:tc>
+          <w:tcPr>
+            <w:tcW w:w="1685" w:type="dxa"/>
+          </w:tcPr>
+          <w:p>
+            <w:pPr>
+              <w:pStyle w:val="ListParagraph"/>
+              <w:ind w:left="0"/>
+              <w:rPr>
+                <w:rFonts w:ascii="Times New Roman" w:hAnsi="Times New Roman" w:cs="Times New Roman"/>
+              </w:rPr>
+            </w:pPr>
+            <w:r>
+              <w:rPr>
+                <w:rFonts w:ascii="Times New Roman" w:hAnsi="Times New Roman" w:cs="Times New Roman"/>
+              </w:rPr>
+              <w:t>-sV</w:t>
+            </w:r>
+          </w:p>
+        </w:tc>
+        <w:tc>
+          <w:tcPr>
+            <w:tcW w:w="3827" w:type="dxa"/>
+          </w:tcPr>
+          <w:p>
+            <w:pPr>
+              <w:pStyle w:val="ListParagraph"/>
+              <w:ind w:left="0"/>
+              <w:rPr>
+                <w:rFonts w:ascii="Times New Roman" w:hAnsi="Times New Roman" w:cs="Times New Roman"/>
+              </w:rPr>
+            </w:pPr>
+            <w:r>
+              <w:rPr>
+                <w:rFonts w:ascii="Times New Roman" w:hAnsi="Times New Roman" w:cs="Times New Roman"/>
+              </w:rPr>
+              <w:t>Phiên bản dịch vụ</w:t>
+            </w:r>
+          </w:p>
+        </w:tc>
+        <w:tc>
+          <w:tcPr>
+            <w:tcW w:w="3118" w:type="dxa"/>
+          </w:tcPr>
+          <w:p>
+            <w:pPr>
+              <w:pStyle w:val="ListParagraph"/>
+              <w:ind w:left="0"/>
+              <w:rPr>
+                <w:rFonts w:ascii="Times New Roman" w:hAnsi="Times New Roman" w:cs="Times New Roman"/>
+              </w:rPr>
+            </w:pPr>
+            <w:r>
+              <w:rPr>
+                <w:rFonts w:ascii="Times New Roman" w:hAnsi="Times New Roman" w:cs="Times New Roman"/>
+              </w:rPr>
+              <w:t>5.85 giây</w:t>
+            </w:r>
+          </w:p>
+        </w:tc>
+      </w:tr>
+      <w:tr>
+        <w:tc>
+          <w:tcPr>
+            <w:tcW w:w="1685" w:type="dxa"/>
+          </w:tcPr>
+          <w:p>
+            <w:pPr>
+              <w:pStyle w:val="ListParagraph"/>
+              <w:ind w:left="0"/>
+              <w:rPr>
+                <w:rFonts w:ascii="Times New Roman" w:hAnsi="Times New Roman" w:cs="Times New Roman"/>
+              </w:rPr>
+            </w:pPr>
+            <w:r>
+              <w:rPr>
+                <w:rFonts w:ascii="Times New Roman" w:hAnsi="Times New Roman" w:cs="Times New Roman"/>
+              </w:rPr>
+              <w:t>-0</w:t>
+            </w:r>
+          </w:p>
+        </w:tc>
+        <w:tc>
+          <w:tcPr>
+            <w:tcW w:w="3827" w:type="dxa"/>
+          </w:tcPr>
+          <w:p>
+            <w:pPr>
+              <w:pStyle w:val="ListParagraph"/>
+              <w:ind w:left="0"/>
+              <w:rPr>
+                <w:rFonts w:ascii="Times New Roman" w:hAnsi="Times New Roman" w:cs="Times New Roman"/>
+              </w:rPr>
+            </w:pPr>
+            <w:r>
+              <w:rPr>
+                <w:rFonts w:ascii="Times New Roman" w:hAnsi="Times New Roman" w:cs="Times New Roman"/>
+              </w:rPr>
+              <w:t>Hệ điều hành(Linux 2.6.9-2.6.33)</w:t>
+            </w:r>
+          </w:p>
+        </w:tc>
+        <w:tc>
+          <w:tcPr>
+            <w:tcW w:w="3118" w:type="dxa"/>
+          </w:tcPr>
+          <w:p>
+            <w:pPr>
+              <w:pStyle w:val="ListParagraph"/>
+              <w:ind w:left="0"/>
+              <w:rPr>
+                <w:rFonts w:ascii="Times New Roman" w:hAnsi="Times New Roman" w:cs="Times New Roman"/>
+              </w:rPr>
+            </w:pPr>
+            <w:r>
+              <w:rPr>
+                <w:rFonts w:ascii="Times New Roman" w:hAnsi="Times New Roman" w:cs="Times New Roman"/>
+              </w:rPr>
+              <w:t>9.06 giây</w:t>
+            </w:r>
+          </w:p>
+        </w:tc>
+      </w:tr>
+      <w:tr>
+        <w:tc>
+          <w:tcPr>
+            <w:tcW w:w="1685" w:type="dxa"/>
+          </w:tcPr>
+          <w:p>
+            <w:pPr>
+              <w:pStyle w:val="ListParagraph"/>
+              <w:ind w:left="0"/>
+              <w:rPr>
+                <w:rFonts w:ascii="Times New Roman" w:hAnsi="Times New Roman" w:cs="Times New Roman"/>
+              </w:rPr>
+            </w:pPr>
+            <w:r>
+              <w:rPr>
+                <w:rFonts w:ascii="Times New Roman" w:hAnsi="Times New Roman" w:cs="Times New Roman"/>
+              </w:rPr>
+              <w:t>-sV -0</w:t>
+            </w:r>
+          </w:p>
+        </w:tc>
+        <w:tc>
+          <w:tcPr>
+            <w:tcW w:w="3827" w:type="dxa"/>
+          </w:tcPr>
+          <w:p>
+            <w:pPr>
+              <w:pStyle w:val="ListParagraph"/>
+              <w:ind w:left="0"/>
+              <w:rPr>
+                <w:rFonts w:ascii="Times New Roman" w:hAnsi="Times New Roman" w:cs="Times New Roman"/>
+              </w:rPr>
+            </w:pPr>
+            <w:r>
+              <w:rPr>
+                <w:rFonts w:ascii="Times New Roman" w:hAnsi="Times New Roman" w:cs="Times New Roman"/>
+              </w:rPr>
+              <w:t>Cả hai</w:t>
+            </w:r>
+          </w:p>
+        </w:tc>
+        <w:tc>
+          <w:tcPr>
+            <w:tcW w:w="3118" w:type="dxa"/>
+          </w:tcPr>
+          <w:p>
+            <w:pPr>
+              <w:pStyle w:val="ListParagraph"/>
+              <w:ind w:left="0"/>
+              <w:rPr>
+                <w:rFonts w:ascii="Times New Roman" w:hAnsi="Times New Roman" w:cs="Times New Roman"/>
+              </w:rPr>
+            </w:pPr>
+            <w:r>
+              <w:rPr>
+                <w:rFonts w:ascii="Times New Roman" w:hAnsi="Times New Roman" w:cs="Times New Roman"/>
+              </w:rPr>
+              <w:t>14.91 giây</w:t>
+            </w:r>
+          </w:p>
+        </w:tc>
+      </w:tr>
+      <w:tr>
+        <w:tc>
+          <w:tcPr>
+            <w:tcW w:w="1685" w:type="dxa"/>
+          </w:tcPr>
+          <w:p>
+            <w:pPr>
+              <w:pStyle w:val="ListParagraph"/>
+              <w:ind w:left="0"/>
+              <w:rPr>
+                <w:rFonts w:ascii="Times New Roman" w:hAnsi="Times New Roman" w:cs="Times New Roman"/>
+              </w:rPr>
+            </w:pPr>
+            <w:r>
+              <w:rPr>
+                <w:rFonts w:ascii="Times New Roman" w:hAnsi="Times New Roman" w:cs="Times New Roman"/>
+              </w:rPr>
+              <w:t>-A</w:t>
+            </w:r>
+          </w:p>
+        </w:tc>
+        <w:tc>
+          <w:tcPr>
+            <w:tcW w:w="3827" w:type="dxa"/>
+          </w:tcPr>
+          <w:p>
+            <w:pPr>
+              <w:pStyle w:val="ListParagraph"/>
+              <w:ind w:left="0"/>
+              <w:rPr>
+                <w:rFonts w:ascii="Times New Roman" w:hAnsi="Times New Roman" w:cs="Times New Roman"/>
+              </w:rPr>
+            </w:pPr>
+            <w:r>
+              <w:rPr>
+                <w:rFonts w:ascii="Times New Roman" w:hAnsi="Times New Roman" w:cs="Times New Roman"/>
+              </w:rPr>
+              <w:t>Phiên bản, OS, traceroute, script mặc định</w:t>
+            </w:r>
+          </w:p>
+        </w:tc>
+        <w:tc>
+          <w:tcPr>
+            <w:tcW w:w="3118" w:type="dxa"/>
+          </w:tcPr>
+          <w:p>
+            <w:pPr>
+              <w:pStyle w:val="ListParagraph"/>
+              <w:ind w:left="0"/>
+              <w:rPr>
+                <w:rFonts w:ascii="Times New Roman" w:hAnsi="Times New Roman" w:cs="Times New Roman"/>
+              </w:rPr>
+            </w:pPr>
+            <w:r>
+              <w:rPr>
+                <w:rFonts w:ascii="Times New Roman" w:hAnsi="Times New Roman" w:cs="Times New Roman"/>
+              </w:rPr>
+              <w:t>25.71 giây</w:t>
+            </w:r>
+          </w:p>
+        </w:tc>
+      </w:tr>
+    </w:tbl>
+    <w:p>
+      <w:pPr>
+        <w:pStyle w:val="ListParagraph"/>
+        <w:rPr>
+          <w:rFonts w:ascii="Times New Roman" w:hAnsi="Times New Roman" w:cs="Times New Roman"/>
+        </w:rPr>
+      </w:pPr>
+      <w:r>
+        <w:rPr>
+          <w:rFonts w:ascii="Times New Roman" w:hAnsi="Times New Roman" w:cs="Times New Roman"/>
+        </w:rPr>
+        <w:t>Vì sao scan "nhiều thông tin" dễ bị phát hiện: -A gửi rất nhiều gói và kết nối tới từng dịch vụ (thăm dò phiên bản, đăng nhập thử FTP ẩn danh, yêu cầu HTTP, dò SMB...). Lưu lượng lớn, có mẫu đặc trưng của Nmap nên IDS/firewall dễ nhận ra, và log của dịch vụ bị quét cũng ghi lại nhiều dòng bất thường.</w:t>
+      </w:r>
+    </w:p>
+    <w:p>
+      <w:pPr>
+        <w:pStyle w:val="ListParagraph"/>
+      </w:pPr>
+    </w:p>
+    <w:p>
+      <w:pPr>
+        <w:pStyle w:val="ListParagraph"/>
         <w:numPr>
           <w:ilvl w:val="0"/>
           <w:numId w:val="1"/>
@@ -4070,10 +4552,7 @@
         <w:t>9.1.</w:t>
       </w:r>
       <w:r>
-        <w:t xml:space="preserve"> </w:t>
-      </w:r>
-      <w:r>
-        <w:t>Thu thập thông tin SMB</w:t>
+        <w:t xml:space="preserve"> Thu thập thông tin SMB</w:t>
       </w:r>
     </w:p>
     <w:p>
@@ -4092,7 +4571,9 @@
         <w:pStyle w:val="ListParagraph"/>
       </w:pPr>
       <w:r>
-        <w:lastRenderedPageBreak/>
+        <w:rPr>
+          <w:noProof/>
+        </w:rPr>
         <w:drawing>
           <wp:inline distT="0" distB="0" distL="0" distR="0" wp14:anchorId="78125AA4" wp14:editId="732C4B79">
             <wp:extent cx="3968954" cy="2178162"/>
@@ -4133,22 +4614,137 @@
     <w:p>
       <w:pPr>
         <w:pStyle w:val="ListParagraph"/>
+        <w:rPr>
+          <w:rFonts w:ascii="Times New Roman" w:hAnsi="Times New Roman" w:cs="Times New Roman"/>
+        </w:rPr>
+      </w:pPr>
+      <w:r>
+        <w:rPr>
+          <w:rFonts w:ascii="Times New Roman" w:hAnsi="Times New Roman" w:cs="Times New Roman"/>
+        </w:rPr>
+        <w:t>Ghi lại từ output:</w:t>
+      </w:r>
+    </w:p>
+    <w:p>
+      <w:pPr>
+        <w:pStyle w:val="ListParagraph"/>
+        <w:rPr>
+          <w:rFonts w:ascii="Times New Roman" w:hAnsi="Times New Roman" w:cs="Times New Roman"/>
+        </w:rPr>
+      </w:pPr>
+      <w:r>
+        <w:rPr>
+          <w:rFonts w:ascii="Times New Roman" w:hAnsi="Times New Roman" w:cs="Times New Roman"/>
+        </w:rPr>
+        <w:t>Hệ điều hành: Unix (Samba 3.0.20-Debian)</w:t>
+      </w:r>
+    </w:p>
+    <w:p>
+      <w:pPr>
+        <w:pStyle w:val="ListParagraph"/>
+        <w:rPr>
+          <w:rFonts w:ascii="Times New Roman" w:hAnsi="Times New Roman" w:cs="Times New Roman"/>
+        </w:rPr>
+      </w:pPr>
+      <w:r>
+        <w:rPr>
+          <w:rFonts w:ascii="Times New Roman" w:hAnsi="Times New Roman" w:cs="Times New Roman"/>
+        </w:rPr>
+        <w:t>Tên máy (Computer name): metasploitable</w:t>
+      </w:r>
+    </w:p>
+    <w:p>
+      <w:pPr>
+        <w:pStyle w:val="ListParagraph"/>
+        <w:rPr>
+          <w:rFonts w:ascii="Times New Roman" w:hAnsi="Times New Roman" w:cs="Times New Roman"/>
+        </w:rPr>
+      </w:pPr>
+      <w:r>
+        <w:rPr>
+          <w:rFonts w:ascii="Times New Roman" w:hAnsi="Times New Roman" w:cs="Times New Roman"/>
+        </w:rPr>
+        <w:t xml:space="preserve">NetBIOS computer name: </w:t>
+      </w:r>
+    </w:p>
+    <w:p>
+      <w:pPr>
+        <w:pStyle w:val="ListParagraph"/>
+        <w:rPr>
+          <w:rFonts w:ascii="Times New Roman" w:hAnsi="Times New Roman" w:cs="Times New Roman"/>
+        </w:rPr>
+      </w:pPr>
+      <w:r>
+        <w:rPr>
+          <w:rFonts w:ascii="Times New Roman" w:hAnsi="Times New Roman" w:cs="Times New Roman"/>
+        </w:rPr>
+        <w:t>Domain: localdomain (FQDN: metasploitable.localdomain)</w:t>
+      </w:r>
+    </w:p>
+    <w:p>
+      <w:pPr>
+        <w:pStyle w:val="ListParagraph"/>
+        <w:rPr>
+          <w:rFonts w:ascii="Times New Roman" w:hAnsi="Times New Roman" w:cs="Times New Roman"/>
+        </w:rPr>
+      </w:pPr>
+      <w:r>
+        <w:rPr>
+          <w:rFonts w:ascii="Times New Roman" w:hAnsi="Times New Roman" w:cs="Times New Roman"/>
+        </w:rPr>
+        <w:t>Giờ hệ thống: 2026-09-29T12:42:43-04:00</w:t>
+      </w:r>
+    </w:p>
+    <w:p>
+      <w:pPr>
+        <w:pStyle w:val="ListParagraph"/>
+        <w:rPr>
+          <w:rFonts w:ascii="Times New Roman" w:hAnsi="Times New Roman" w:cs="Times New Roman"/>
+        </w:rPr>
+      </w:pPr>
+      <w:r>
+        <w:rPr>
+          <w:rFonts w:ascii="Times New Roman" w:hAnsi="Times New Roman" w:cs="Times New Roman"/>
+        </w:rPr>
+        <w:t>Nhận xét: script cho biết chính xác phiên bản Samba (3.0.20), chi tiết hơn "Samba smbd 3.X - 4.X" mà -sV chỉ đoán. Đây là bản Samba cũ, đã có lỗ hổng công bố (ví dụ CVE-2007-2447), nên là một rủi ro thực sự của cổng 445 trên máy này.</w:t>
+      </w:r>
+    </w:p>
+    <w:p>
+      <w:pPr>
+        <w:pStyle w:val="ListParagraph"/>
+        <w:rPr>
+          <w:rFonts w:ascii="Times New Roman" w:hAnsi="Times New Roman" w:cs="Times New Roman"/>
+        </w:rPr>
+      </w:pPr>
+      <w:r>
+        <w:rPr>
+          <w:rFonts w:ascii="Times New Roman" w:hAnsi="Times New Roman" w:cs="Times New Roman"/>
+        </w:rPr>
+        <w:t>Với câu "nếu cổng 445 đóng hoặc bị lọc": ở đây cổng 445 đang open nên script chạy được. Nếu cổng đóng thì kết nối bị từ chối, nếu bị lọc thì gói bị bỏ, script không có dịch vụ SMB nào để trao đổi nên không thu thập được thông tin.</w:t>
+      </w:r>
+    </w:p>
+    <w:p>
+      <w:pPr>
+        <w:pStyle w:val="ListParagraph"/>
+      </w:pPr>
+    </w:p>
+    <w:p>
+      <w:pPr>
+        <w:pStyle w:val="ListParagraph"/>
       </w:pPr>
       <w:r>
         <w:t>9.2.</w:t>
       </w:r>
       <w:r>
-        <w:t xml:space="preserve"> </w:t>
-      </w:r>
-      <w:r>
-        <w:t>Kiểm tra MS17-010</w:t>
-      </w:r>
-    </w:p>
-    <w:p>
-      <w:pPr>
-        <w:pStyle w:val="ListParagraph"/>
-      </w:pPr>
-      <w:r>
+        <w:t xml:space="preserve"> Kiểm tra MS17-010</w:t>
+      </w:r>
+    </w:p>
+    <w:p>
+      <w:pPr>
+        <w:pStyle w:val="ListParagraph"/>
+      </w:pPr>
+      <w:r>
+        <w:lastRenderedPageBreak/>
         <w:t xml:space="preserve">Gõ </w:t>
       </w:r>
       <w:r>
@@ -4160,6 +4756,9 @@
         <w:pStyle w:val="ListParagraph"/>
       </w:pPr>
       <w:r>
+        <w:rPr>
+          <w:noProof/>
+        </w:rPr>
         <w:drawing>
           <wp:inline distT="0" distB="0" distL="0" distR="0" wp14:anchorId="2EA62384" wp14:editId="36AD4B02">
             <wp:extent cx="3568883" cy="1549480"/>
@@ -4196,6 +4795,204 @@
           </wp:inline>
         </w:drawing>
       </w:r>
+      <w:r>
+        <w:t xml:space="preserve"> </w:t>
+      </w:r>
+    </w:p>
+    <w:tbl>
+      <w:tblPr>
+        <w:tblStyle w:val="TableGrid"/>
+        <w:tblW w:w="0" w:type="auto"/>
+        <w:tblInd w:w="720" w:type="dxa"/>
+        <w:tblLook w:val="04A0" w:firstRow="1" w:lastRow="0" w:firstColumn="1" w:lastColumn="0" w:noHBand="0" w:noVBand="1"/>
+      </w:tblPr>
+      <w:tblGrid>
+        <w:gridCol w:w="1767"/>
+        <w:gridCol w:w="1052"/>
+        <w:gridCol w:w="1701"/>
+        <w:gridCol w:w="2403"/>
+        <w:gridCol w:w="1707"/>
+      </w:tblGrid>
+      <w:tr>
+        <w:tc>
+          <w:tcPr>
+            <w:tcW w:w="1767" w:type="dxa"/>
+          </w:tcPr>
+          <w:p>
+            <w:pPr>
+              <w:pStyle w:val="ListParagraph"/>
+              <w:ind w:left="0"/>
+            </w:pPr>
+            <w:r>
+              <w:t>Mục tiêu</w:t>
+            </w:r>
+          </w:p>
+        </w:tc>
+        <w:tc>
+          <w:tcPr>
+            <w:tcW w:w="1052" w:type="dxa"/>
+          </w:tcPr>
+          <w:p>
+            <w:pPr>
+              <w:pStyle w:val="ListParagraph"/>
+              <w:ind w:left="0"/>
+            </w:pPr>
+            <w:r>
+              <w:t>445/tcp</w:t>
+            </w:r>
+          </w:p>
+        </w:tc>
+        <w:tc>
+          <w:tcPr>
+            <w:tcW w:w="1701" w:type="dxa"/>
+          </w:tcPr>
+          <w:p>
+            <w:pPr>
+              <w:pStyle w:val="ListParagraph"/>
+              <w:ind w:left="0"/>
+            </w:pPr>
+            <w:r>
+              <w:t>Kết quả script</w:t>
+            </w:r>
+          </w:p>
+        </w:tc>
+        <w:tc>
+          <w:tcPr>
+            <w:tcW w:w="2403" w:type="dxa"/>
+          </w:tcPr>
+          <w:p>
+            <w:pPr>
+              <w:pStyle w:val="ListParagraph"/>
+              <w:ind w:left="0"/>
+            </w:pPr>
+            <w:r>
+              <w:t>Kết luận</w:t>
+            </w:r>
+          </w:p>
+        </w:tc>
+        <w:tc>
+          <w:tcPr>
+            <w:tcW w:w="1707" w:type="dxa"/>
+          </w:tcPr>
+          <w:p>
+            <w:pPr>
+              <w:pStyle w:val="ListParagraph"/>
+              <w:ind w:left="0"/>
+            </w:pPr>
+            <w:r>
+              <w:t>Biện pháp phòng thủ</w:t>
+            </w:r>
+          </w:p>
+        </w:tc>
+      </w:tr>
+      <w:tr>
+        <w:tc>
+          <w:tcPr>
+            <w:tcW w:w="1767" w:type="dxa"/>
+          </w:tcPr>
+          <w:p>
+            <w:pPr>
+              <w:pStyle w:val="ListParagraph"/>
+              <w:ind w:left="0"/>
+            </w:pPr>
+            <w:r>
+              <w:t>Metasploitable 2</w:t>
+            </w:r>
+          </w:p>
+        </w:tc>
+        <w:tc>
+          <w:tcPr>
+            <w:tcW w:w="1052" w:type="dxa"/>
+          </w:tcPr>
+          <w:p>
+            <w:pPr>
+              <w:pStyle w:val="ListParagraph"/>
+              <w:ind w:left="0"/>
+            </w:pPr>
+            <w:r>
+              <w:t>open</w:t>
+            </w:r>
+          </w:p>
+        </w:tc>
+        <w:tc>
+          <w:tcPr>
+            <w:tcW w:w="1701" w:type="dxa"/>
+          </w:tcPr>
+          <w:p>
+            <w:pPr>
+              <w:pStyle w:val="ListParagraph"/>
+              <w:ind w:left="0"/>
+            </w:pPr>
+            <w:r>
+              <w:t>Không có kết quả từ script (không báo VULNERABLE)</w:t>
+            </w:r>
+          </w:p>
+        </w:tc>
+        <w:tc>
+          <w:tcPr>
+            <w:tcW w:w="2403" w:type="dxa"/>
+          </w:tcPr>
+          <w:p>
+            <w:pPr>
+              <w:pStyle w:val="ListParagraph"/>
+              <w:ind w:left="0"/>
+            </w:pPr>
+            <w:r>
+              <w:t>Không có dấu hiệu dễ bị MS17-010. Không kết luận là "đã vá": máy này là Linux/Samba, còn MS17-010 là lỗ hổng SMBv1 của Windows nên script vốn không nhắm vào hệ thống này</w:t>
+            </w:r>
+          </w:p>
+        </w:tc>
+        <w:tc>
+          <w:tcPr>
+            <w:tcW w:w="1707" w:type="dxa"/>
+          </w:tcPr>
+          <w:p>
+            <w:pPr>
+              <w:pStyle w:val="ListParagraph"/>
+              <w:ind w:left="0"/>
+            </w:pPr>
+            <w:r>
+              <w:t>Nâng cấp Samba, tắt SMBv1 nếu không cần, giới hạn cổng 445 bằng firewall, chỉ cho phép mạng tin cậy</w:t>
+            </w:r>
+          </w:p>
+        </w:tc>
+      </w:tr>
+      <w:tr>
+        <w:tc>
+          <w:tcPr>
+            <w:tcW w:w="1767" w:type="dxa"/>
+          </w:tcPr>
+          <w:p>
+            <w:pPr>
+              <w:pStyle w:val="ListParagraph"/>
+              <w:ind w:left="0"/>
+            </w:pPr>
+            <w:r>
+              <w:t>Windows VM</w:t>
+            </w:r>
+          </w:p>
+        </w:tc>
+        <w:tc>
+          <w:tcPr>
+            <w:tcW w:w="6863" w:type="dxa"/>
+            <w:gridSpan w:val="4"/>
+          </w:tcPr>
+          <w:p>
+            <w:pPr>
+              <w:pStyle w:val="ListParagraph"/>
+              <w:ind w:left="0"/>
+            </w:pPr>
+            <w:r>
+              <w:t>Không dùng</w:t>
+            </w:r>
+          </w:p>
+        </w:tc>
+      </w:tr>
+    </w:tbl>
+    <w:p>
+      <w:pPr>
+        <w:pStyle w:val="ListParagraph"/>
+      </w:pPr>
     </w:p>
     <w:p>
       <w:pPr>
@@ -4238,6 +5035,10 @@
         <w:pStyle w:val="ListParagraph"/>
       </w:pPr>
       <w:r>
+        <w:rPr>
+          <w:noProof/>
+        </w:rPr>
+        <w:lastRenderedPageBreak/>
         <w:drawing>
           <wp:inline distT="0" distB="0" distL="0" distR="0" wp14:anchorId="42FB5330" wp14:editId="3EB338F2">
             <wp:extent cx="4140413" cy="2978303"/>
@@ -4280,7 +5081,9 @@
         <w:pStyle w:val="ListParagraph"/>
       </w:pPr>
       <w:r>
-        <w:lastRenderedPageBreak/>
+        <w:rPr>
+          <w:noProof/>
+        </w:rPr>
         <w:drawing>
           <wp:inline distT="0" distB="0" distL="0" distR="0" wp14:anchorId="0FCA202B" wp14:editId="5840BDC1">
             <wp:extent cx="4191215" cy="3111660"/>
@@ -4345,6 +5148,10 @@
         <w:pStyle w:val="ListParagraph"/>
       </w:pPr>
       <w:r>
+        <w:rPr>
+          <w:noProof/>
+        </w:rPr>
+        <w:lastRenderedPageBreak/>
         <w:drawing>
           <wp:inline distT="0" distB="0" distL="0" distR="0" wp14:anchorId="12C61EB2" wp14:editId="55944A43">
             <wp:extent cx="4140413" cy="2863997"/>
@@ -4387,7 +5194,9 @@
         <w:pStyle w:val="ListParagraph"/>
       </w:pPr>
       <w:r>
-        <w:lastRenderedPageBreak/>
+        <w:rPr>
+          <w:noProof/>
+        </w:rPr>
         <w:drawing>
           <wp:inline distT="0" distB="0" distL="0" distR="0" wp14:anchorId="02705AF2" wp14:editId="2B5D9B01">
             <wp:extent cx="4026107" cy="2978303"/>
@@ -4458,6 +5267,10 @@
         <w:ind w:left="1440"/>
       </w:pPr>
       <w:r>
+        <w:rPr>
+          <w:noProof/>
+        </w:rPr>
+        <w:lastRenderedPageBreak/>
         <w:drawing>
           <wp:inline distT="0" distB="0" distL="0" distR="0" wp14:anchorId="3E478DBF" wp14:editId="5A15B5BF">
             <wp:extent cx="4140413" cy="2648086"/>
@@ -4516,6 +5329,9 @@
         <w:ind w:left="1440"/>
       </w:pPr>
       <w:r>
+        <w:rPr>
+          <w:noProof/>
+        </w:rPr>
         <w:drawing>
           <wp:inline distT="0" distB="0" distL="0" distR="0" wp14:anchorId="0DFFD4C5" wp14:editId="2A9246A2">
             <wp:extent cx="3302170" cy="647733"/>
@@ -4574,7 +5390,9 @@
         <w:ind w:left="1440"/>
       </w:pPr>
       <w:r>
-        <w:lastRenderedPageBreak/>
+        <w:rPr>
+          <w:noProof/>
+        </w:rPr>
         <w:drawing>
           <wp:inline distT="0" distB="0" distL="0" distR="0" wp14:anchorId="14B11C3C" wp14:editId="6994D926">
             <wp:extent cx="4019757" cy="1682836"/>
@@ -4829,6 +5647,155 @@
     </w:lvl>
   </w:abstractNum>
   <w:abstractNum w:abstractNumId="2" w15:restartNumberingAfterBreak="0">
+    <w:nsid w:val="354146A6"/>
+    <w:multiLevelType w:val="multilevel"/>
+    <w:tmpl w:val="3E02301C"/>
+    <w:lvl w:ilvl="0">
+      <w:start w:val="1"/>
+      <w:numFmt w:val="bullet"/>
+      <w:lvlText w:val=""/>
+      <w:lvlJc w:val="left"/>
+      <w:pPr>
+        <w:tabs>
+          <w:tab w:val="num" w:pos="720"/>
+        </w:tabs>
+        <w:ind w:left="720" w:hanging="360"/>
+      </w:pPr>
+      <w:rPr>
+        <w:rFonts w:ascii="Symbol" w:hAnsi="Symbol" w:hint="default"/>
+        <w:sz w:val="20"/>
+      </w:rPr>
+    </w:lvl>
+    <w:lvl w:ilvl="1" w:tentative="1">
+      <w:start w:val="1"/>
+      <w:numFmt w:val="bullet"/>
+      <w:lvlText w:val="o"/>
+      <w:lvlJc w:val="left"/>
+      <w:pPr>
+        <w:tabs>
+          <w:tab w:val="num" w:pos="1440"/>
+        </w:tabs>
+        <w:ind w:left="1440" w:hanging="360"/>
+      </w:pPr>
+      <w:rPr>
+        <w:rFonts w:ascii="Courier New" w:hAnsi="Courier New" w:hint="default"/>
+        <w:sz w:val="20"/>
+      </w:rPr>
+    </w:lvl>
+    <w:lvl w:ilvl="2" w:tentative="1">
+      <w:start w:val="1"/>
+      <w:numFmt w:val="bullet"/>
+      <w:lvlText w:val=""/>
+      <w:lvlJc w:val="left"/>
+      <w:pPr>
+        <w:tabs>
+          <w:tab w:val="num" w:pos="2160"/>
+        </w:tabs>
+        <w:ind w:left="2160" w:hanging="360"/>
+      </w:pPr>
+      <w:rPr>
+        <w:rFonts w:ascii="Wingdings" w:hAnsi="Wingdings" w:hint="default"/>
+        <w:sz w:val="20"/>
+      </w:rPr>
+    </w:lvl>
+    <w:lvl w:ilvl="3" w:tentative="1">
+      <w:start w:val="1"/>
+      <w:numFmt w:val="bullet"/>
+      <w:lvlText w:val=""/>
+      <w:lvlJc w:val="left"/>
+      <w:pPr>
+        <w:tabs>
+          <w:tab w:val="num" w:pos="2880"/>
+        </w:tabs>
+        <w:ind w:left="2880" w:hanging="360"/>
+      </w:pPr>
+      <w:rPr>
+        <w:rFonts w:ascii="Wingdings" w:hAnsi="Wingdings" w:hint="default"/>
+        <w:sz w:val="20"/>
+      </w:rPr>
+    </w:lvl>
+    <w:lvl w:ilvl="4" w:tentative="1">
+      <w:start w:val="1"/>
+      <w:numFmt w:val="bullet"/>
+      <w:lvlText w:val=""/>
+      <w:lvlJc w:val="left"/>
+      <w:pPr>
+        <w:tabs>
+          <w:tab w:val="num" w:pos="3600"/>
+        </w:tabs>
+        <w:ind w:left="3600" w:hanging="360"/>
+      </w:pPr>
+      <w:rPr>
+        <w:rFonts w:ascii="Wingdings" w:hAnsi="Wingdings" w:hint="default"/>
+        <w:sz w:val="20"/>
+      </w:rPr>
+    </w:lvl>
+    <w:lvl w:ilvl="5" w:tentative="1">
+      <w:start w:val="1"/>
+      <w:numFmt w:val="bullet"/>
+      <w:lvlText w:val=""/>
+      <w:lvlJc w:val="left"/>
+      <w:pPr>
+        <w:tabs>
+          <w:tab w:val="num" w:pos="4320"/>
+        </w:tabs>
+        <w:ind w:left="4320" w:hanging="360"/>
+      </w:pPr>
+      <w:rPr>
+        <w:rFonts w:ascii="Wingdings" w:hAnsi="Wingdings" w:hint="default"/>
+        <w:sz w:val="20"/>
+      </w:rPr>
+    </w:lvl>
+    <w:lvl w:ilvl="6" w:tentative="1">
+      <w:start w:val="1"/>
+      <w:numFmt w:val="bullet"/>
+      <w:lvlText w:val=""/>
+      <w:lvlJc w:val="left"/>
+      <w:pPr>
+        <w:tabs>
+          <w:tab w:val="num" w:pos="5040"/>
+        </w:tabs>
+        <w:ind w:left="5040" w:hanging="360"/>
+      </w:pPr>
+      <w:rPr>
+        <w:rFonts w:ascii="Wingdings" w:hAnsi="Wingdings" w:hint="default"/>
+        <w:sz w:val="20"/>
+      </w:rPr>
+    </w:lvl>
+    <w:lvl w:ilvl="7" w:tentative="1">
+      <w:start w:val="1"/>
+      <w:numFmt w:val="bullet"/>
+      <w:lvlText w:val=""/>
+      <w:lvlJc w:val="left"/>
+      <w:pPr>
+        <w:tabs>
+          <w:tab w:val="num" w:pos="5760"/>
+        </w:tabs>
+        <w:ind w:left="5760" w:hanging="360"/>
+      </w:pPr>
+      <w:rPr>
+        <w:rFonts w:ascii="Wingdings" w:hAnsi="Wingdings" w:hint="default"/>
+        <w:sz w:val="20"/>
+      </w:rPr>
+    </w:lvl>
+    <w:lvl w:ilvl="8" w:tentative="1">
+      <w:start w:val="1"/>
+      <w:numFmt w:val="bullet"/>
+      <w:lvlText w:val=""/>
+      <w:lvlJc w:val="left"/>
+      <w:pPr>
+        <w:tabs>
+          <w:tab w:val="num" w:pos="6480"/>
+        </w:tabs>
+        <w:ind w:left="6480" w:hanging="360"/>
+      </w:pPr>
+      <w:rPr>
+        <w:rFonts w:ascii="Wingdings" w:hAnsi="Wingdings" w:hint="default"/>
+        <w:sz w:val="20"/>
+      </w:rPr>
+    </w:lvl>
+  </w:abstractNum>
+  <w:abstractNum w:abstractNumId="3" w15:restartNumberingAfterBreak="0">
     <w:nsid w:val="7D6C6E14"/>
     <w:multiLevelType w:val="multilevel"/>
     <w:tmpl w:val="A36CF608"/>
@@ -4950,13 +5917,16 @@
     </w:lvl>
   </w:abstractNum>
   <w:num w:numId="1" w16cid:durableId="565723294">
-    <w:abstractNumId w:val="2"/>
+    <w:abstractNumId w:val="3"/>
   </w:num>
   <w:num w:numId="2" w16cid:durableId="2033454284">
     <w:abstractNumId w:val="0"/>
   </w:num>
   <w:num w:numId="3" w16cid:durableId="563831481">
     <w:abstractNumId w:val="1"/>
+  </w:num>
+  <w:num w:numId="4" w16cid:durableId="252052015">
+    <w:abstractNumId w:val="2"/>
   </w:num>
 </w:numbering>
 </file>
